--- a/Referee summary and reframing strategy.docx
+++ b/Referee summary and reframing strategy.docx
@@ -65,20 +65,10 @@
           <w:b/>
           <w:bCs/>
         </w:rPr>
-        <w:t xml:space="preserve">stationary current account series ensures the long-run budget </w:t>
-      </w:r>
-      <w:r>
-        <w:rPr>
-          <w:b/>
-          <w:bCs/>
-        </w:rPr>
-        <w:t>constraint</w:t>
-      </w:r>
-      <w:r>
-        <w:t xml:space="preserve"> but</w:t>
-      </w:r>
-      <w:r>
-        <w:t xml:space="preserve"> allows that countries may experience </w:t>
+        <w:t>stationary current account series ensures the long-run budget constraint</w:t>
+      </w:r>
+      <w:r>
+        <w:t xml:space="preserve"> but allows that countries may experience </w:t>
       </w:r>
       <w:r>
         <w:rPr>
@@ -333,7 +323,7 @@
       </w:pPr>
       <w:r>
         <w:pict w14:anchorId="15754097">
-          <v:rect id="_x0000_i1052" style="width:0;height:1.5pt" o:hralign="center" o:hrstd="t" o:hr="t" fillcolor="#a0a0a0" stroked="f"/>
+          <v:rect id="_x0000_i1025" style="width:0;height:1.5pt" o:hralign="center" o:hrstd="t" o:hr="t" fillcolor="#a0a0a0" stroked="f"/>
         </w:pict>
       </w:r>
       <w:r>
@@ -630,20 +620,14 @@
       </w:pPr>
       <w:r>
         <w:pict w14:anchorId="7313B978">
-          <v:rect id="_x0000_i1051" style="width:0;height:1.5pt" o:hralign="center" o:hrstd="t" o:hr="t" fillcolor="#a0a0a0" stroked="f"/>
+          <v:rect id="_x0000_i1026" style="width:0;height:1.5pt" o:hralign="center" o:hrstd="t" o:hr="t" fillcolor="#a0a0a0" stroked="f"/>
         </w:pict>
       </w:r>
       <w:r>
         <w:rPr>
           <w:rStyle w:val="Heading1Char"/>
         </w:rPr>
-        <w:t>3</w:t>
-      </w:r>
-      <w:r>
-        <w:rPr>
-          <w:rStyle w:val="Heading1Char"/>
-        </w:rPr>
-        <w:t>. Markov-Switching ADF and Identification of Regimes</w:t>
+        <w:t>3. Markov-Switching ADF and Identification of Regimes</w:t>
       </w:r>
     </w:p>
     <w:p>
@@ -1123,20 +1107,14 @@
       </w:pPr>
       <w:r>
         <w:pict w14:anchorId="54672FCC">
-          <v:rect id="_x0000_i1050" style="width:0;height:1.5pt" o:hralign="center" o:hrstd="t" o:hr="t" fillcolor="#a0a0a0" stroked="f"/>
+          <v:rect id="_x0000_i1027" style="width:0;height:1.5pt" o:hralign="center" o:hrstd="t" o:hr="t" fillcolor="#a0a0a0" stroked="f"/>
         </w:pict>
       </w:r>
       <w:r>
         <w:rPr>
           <w:rStyle w:val="Heading1Char"/>
         </w:rPr>
-        <w:t>4</w:t>
-      </w:r>
-      <w:r>
-        <w:rPr>
-          <w:rStyle w:val="Heading1Char"/>
-        </w:rPr>
-        <w:t>. Determinants of Non-Stationary Regimes (Probit) and Persistence (OLS)</w:t>
+        <w:t>4. Determinants of Non-Stationary Regimes (Probit) and Persistence (OLS)</w:t>
       </w:r>
     </w:p>
     <w:p>
@@ -1550,7 +1528,7 @@
     <w:p>
       <w:r>
         <w:pict w14:anchorId="0618CA15">
-          <v:rect id="_x0000_i1049" style="width:0;height:1.5pt" o:hralign="center" o:hrstd="t" o:hr="t" fillcolor="#a0a0a0" stroked="f"/>
+          <v:rect id="_x0000_i1028" style="width:0;height:1.5pt" o:hralign="center" o:hrstd="t" o:hr="t" fillcolor="#a0a0a0" stroked="f"/>
         </w:pict>
       </w:r>
     </w:p>
@@ -1817,7 +1795,7 @@
     <w:p>
       <w:r>
         <w:pict w14:anchorId="75867454">
-          <v:rect id="_x0000_i1043" style="width:0;height:1.5pt" o:hralign="center" o:hrstd="t" o:hr="t" fillcolor="#a0a0a0" stroked="f"/>
+          <v:rect id="_x0000_i1029" style="width:0;height:1.5pt" o:hralign="center" o:hrstd="t" o:hr="t" fillcolor="#a0a0a0" stroked="f"/>
         </w:pict>
       </w:r>
     </w:p>
@@ -2009,7 +1987,7 @@
     <w:p>
       <w:r>
         <w:pict w14:anchorId="4229A30A">
-          <v:rect id="_x0000_i1044" style="width:0;height:1.5pt" o:hralign="center" o:hrstd="t" o:hr="t" fillcolor="#a0a0a0" stroked="f"/>
+          <v:rect id="_x0000_i1030" style="width:0;height:1.5pt" o:hralign="center" o:hrstd="t" o:hr="t" fillcolor="#a0a0a0" stroked="f"/>
         </w:pict>
       </w:r>
     </w:p>
@@ -2163,7 +2141,7 @@
     <w:p>
       <w:r>
         <w:pict w14:anchorId="52609F75">
-          <v:rect id="_x0000_i1045" style="width:0;height:1.5pt" o:hralign="center" o:hrstd="t" o:hr="t" fillcolor="#a0a0a0" stroked="f"/>
+          <v:rect id="_x0000_i1031" style="width:0;height:1.5pt" o:hralign="center" o:hrstd="t" o:hr="t" fillcolor="#a0a0a0" stroked="f"/>
         </w:pict>
       </w:r>
     </w:p>
@@ -2576,7 +2554,7 @@
       </w:pPr>
       <w:r>
         <w:pict w14:anchorId="70FACB8B">
-          <v:rect id="_x0000_i1101" style="width:0;height:1.5pt" o:hralign="center" o:hrstd="t" o:hr="t" fillcolor="#a0a0a0" stroked="f"/>
+          <v:rect id="_x0000_i1032" style="width:0;height:1.5pt" o:hralign="center" o:hrstd="t" o:hr="t" fillcolor="#a0a0a0" stroked="f"/>
         </w:pict>
       </w:r>
     </w:p>
@@ -2870,7 +2848,7 @@
       </w:pPr>
       <w:r>
         <w:pict w14:anchorId="605F8D2E">
-          <v:rect id="_x0000_i1102" style="width:0;height:1.5pt" o:hralign="center" o:hrstd="t" o:hr="t" fillcolor="#a0a0a0" stroked="f"/>
+          <v:rect id="_x0000_i1033" style="width:0;height:1.5pt" o:hralign="center" o:hrstd="t" o:hr="t" fillcolor="#a0a0a0" stroked="f"/>
         </w:pict>
       </w:r>
     </w:p>
@@ -3063,7 +3041,7 @@
       </w:pPr>
       <w:r>
         <w:pict w14:anchorId="4CB7F6F3">
-          <v:rect id="_x0000_i1103" style="width:0;height:1.5pt" o:hralign="center" o:hrstd="t" o:hr="t" fillcolor="#a0a0a0" stroked="f"/>
+          <v:rect id="_x0000_i1034" style="width:0;height:1.5pt" o:hralign="center" o:hrstd="t" o:hr="t" fillcolor="#a0a0a0" stroked="f"/>
         </w:pict>
       </w:r>
     </w:p>
@@ -3275,7 +3253,7 @@
       </w:pPr>
       <w:r>
         <w:pict w14:anchorId="4889AEEE">
-          <v:rect id="_x0000_i1104" style="width:0;height:1.5pt" o:hralign="center" o:hrstd="t" o:hr="t" fillcolor="#a0a0a0" stroked="f"/>
+          <v:rect id="_x0000_i1035" style="width:0;height:1.5pt" o:hralign="center" o:hrstd="t" o:hr="t" fillcolor="#a0a0a0" stroked="f"/>
         </w:pict>
       </w:r>
     </w:p>
@@ -3436,7 +3414,7 @@
       </w:pPr>
       <w:r>
         <w:pict w14:anchorId="6508B474">
-          <v:rect id="_x0000_i1105" style="width:0;height:1.5pt" o:hralign="center" o:hrstd="t" o:hr="t" fillcolor="#a0a0a0" stroked="f"/>
+          <v:rect id="_x0000_i1036" style="width:0;height:1.5pt" o:hralign="center" o:hrstd="t" o:hr="t" fillcolor="#a0a0a0" stroked="f"/>
         </w:pict>
       </w:r>
     </w:p>
@@ -3586,7 +3564,7 @@
       </w:pPr>
       <w:r>
         <w:pict w14:anchorId="19FFB7BC">
-          <v:rect id="_x0000_i1106" style="width:0;height:1.5pt" o:hralign="center" o:hrstd="t" o:hr="t" fillcolor="#a0a0a0" stroked="f"/>
+          <v:rect id="_x0000_i1037" style="width:0;height:1.5pt" o:hralign="center" o:hrstd="t" o:hr="t" fillcolor="#a0a0a0" stroked="f"/>
         </w:pict>
       </w:r>
     </w:p>
@@ -3816,7 +3794,7 @@
       </w:pPr>
       <w:r>
         <w:pict w14:anchorId="023868DD">
-          <v:rect id="_x0000_i1107" style="width:0;height:1.5pt" o:hralign="center" o:hrstd="t" o:hr="t" fillcolor="#a0a0a0" stroked="f"/>
+          <v:rect id="_x0000_i1038" style="width:0;height:1.5pt" o:hralign="center" o:hrstd="t" o:hr="t" fillcolor="#a0a0a0" stroked="f"/>
         </w:pict>
       </w:r>
     </w:p>
@@ -3881,6 +3859,15 @@
           <w:bCs/>
         </w:rPr>
       </w:pPr>
+    </w:p>
+    <w:p>
+      <w:pPr>
+        <w:spacing w:after="0"/>
+        <w:rPr>
+          <w:b/>
+          <w:bCs/>
+        </w:rPr>
+      </w:pPr>
       <w:r>
         <w:rPr>
           <w:b/>
@@ -3909,6 +3896,15 @@
           <w:bCs/>
         </w:rPr>
       </w:pPr>
+    </w:p>
+    <w:p>
+      <w:pPr>
+        <w:spacing w:after="0"/>
+        <w:rPr>
+          <w:b/>
+          <w:bCs/>
+        </w:rPr>
+      </w:pPr>
       <w:r>
         <w:rPr>
           <w:b/>
@@ -3943,7 +3939,7 @@
       </w:pPr>
       <w:r>
         <w:pict w14:anchorId="491B974A">
-          <v:rect id="_x0000_i1108" style="width:0;height:1.5pt" o:hralign="center" o:hrstd="t" o:hr="t" fillcolor="#a0a0a0" stroked="f"/>
+          <v:rect id="_x0000_i1039" style="width:0;height:1.5pt" o:hralign="center" o:hrstd="t" o:hr="t" fillcolor="#a0a0a0" stroked="f"/>
         </w:pict>
       </w:r>
     </w:p>
@@ -4052,6 +4048,15 @@
       <w:r>
         <w:t xml:space="preserve"> Creating a contribution more aligned with mid-tier international macro or applied econometrics journals</w:t>
       </w:r>
+    </w:p>
+    <w:p>
+      <w:pPr>
+        <w:spacing w:after="0"/>
+        <w:rPr>
+          <w:b/>
+          <w:bCs/>
+        </w:rPr>
+      </w:pPr>
     </w:p>
     <w:p>
       <w:pPr>
@@ -9912,6 +9917,7 @@
   <w:style w:type="character" w:default="1" w:styleId="DefaultParagraphFont">
     <w:name w:val="Default Paragraph Font"/>
     <w:uiPriority w:val="1"/>
+    <w:semiHidden/>
     <w:unhideWhenUsed/>
   </w:style>
   <w:style w:type="table" w:default="1" w:styleId="TableNormal">
